--- a/docassemble/MAEvictionDefense/data/templates/InterveneMotion.docx
+++ b/docassemble/MAEvictionDefense/data/templates/InterveneMotion.docx
@@ -884,6 +884,11 @@
           <w:tab w:val="left" w:pos="8730"/>
         </w:tabs>
       </w:pPr>
+    </w:p>
+    <w:p>
+      <w:r>
+        <w:t xml:space="preserve">{%p if not defined('signature_choice') or signature_choice in ['this device','phone'] %}</w:t>
+      </w:r>
     </w:p>
     <w:p>
       <w:pPr>
@@ -912,6 +917,11 @@
       </w:r>
       <w:r>
         <w:t>{{ tenant.signature }}</w:t>
+      </w:r>
+    </w:p>
+    <w:p>
+      <w:r>
+        <w:t xml:space="preserve">{%p endif %}</w:t>
       </w:r>
     </w:p>
     <w:p>
